--- a/Proposta_Capitulo_Livro_Tecnologias_Assistivas.docx
+++ b/Proposta_Capitulo_Livro_Tecnologias_Assistivas.docx
@@ -37,7 +37,7 @@
         <w:br/>
         <w:t>Coletânea Oficial: Série Práticas de Gestão da Inovação Tecnológica (Editora Pimenta Cultural &amp; Unitau)</w:t>
         <w:br/>
-        <w:t>STATUS: VERSÃO 5.0 DEFINITIVA (APÓS REVISÃO MAIOR RIGOR 10/10 QUALIS A1)</w:t>
+        <w:t>STATUS: VERSÃO 5.0 AJUSTADA (FOCO BRASIL • ESTADO DA ARTE • ADAPTAÇÃO PSS &amp; MPT)</w:t>
       </w:r>
     </w:p>
     <w:p>
@@ -50,11 +50,11 @@
           <w:rFonts w:ascii="Calibri" w:hAnsi="Calibri"/>
           <w:b/>
           <w:color w:val="1E3A8A"/>
-          <w:sz w:val="28"/>
+          <w:sz w:val="26"/>
         </w:rPr>
         <w:t>DA AQUISIÇÃO TRANSACIONAL À SERVITIZAÇÃO CONTÍNUA:</w:t>
         <w:br/>
-        <w:t>GESTÃO ESTRATÉGICA DA INOVAÇÃO, NOVOS MODELOS DE NEGÓCIO EM TECNOLOGIAS ASSISTIVAS (ATaaS) E OS ODS 8 E 10</w:t>
+        <w:t>GESTÃO ESTRATÉGICA DA INOVAÇÃO, NOVOS MODELOS DE NEGÓCIO EM TECNOLOGIAS ASSISTIVAS (ATaaS) NO CONTEXTO CORPORATIVO BRASILEIRO E OS ODS 8 E 10</w:t>
       </w:r>
     </w:p>
     <w:p>
@@ -67,9 +67,9 @@
           <w:rFonts w:ascii="Calibri" w:hAnsi="Calibri"/>
           <w:i/>
           <w:color w:val="475569"/>
-          <w:sz w:val="20"/>
+          <w:sz w:val="19"/>
         </w:rPr>
-        <w:t>From Transactional Procurement to Continuous Servitization: Strategic Innovation Management, Novel Assistive Technology Business Models (ATaaS), and SDGs 8 &amp; 10</w:t>
+        <w:t>From Transactional Procurement to Continuous Servitization: Strategic Innovation Management, Novel Assistive Technology Business Models (ATaaS) in the Brazilian Corporate Context, and SDGs 8 &amp; 10</w:t>
       </w:r>
     </w:p>
     <w:p>
@@ -83,11 +83,11 @@
           <w:color w:val="64748B"/>
           <w:sz w:val="17"/>
         </w:rPr>
-        <w:t>Discentes: Josué Jofre, Alexandre Fernandes, Diana Cortez, Emilie Modolo, Manuela Souza, Renata Oliveira</w:t>
+        <w:t>Discentes: Josué Jofre, Alexandre Fernandes, Diana Cortez, Emilie Modolo, Manuela Lima, Renata Oliveira</w:t>
         <w:br/>
         <w:t>Docentes Orientadores: Profª Drª Maria Elizete Kunkel (LabBiAT), Profª Drª Míriam Raquel Zanetti, Prof. Dr. Carlos M. Gurjão de Godoy</w:t>
         <w:br/>
-        <w:t>Docentes da Disciplina: Prof. Dr. Antônio Yukio Ueta, Profª Drª Iraci de Souza João, Prof. Dr. Fábio Luís Falchi de Magalhães</w:t>
+        <w:t>Docentes da Disciplina: Prof. Dr. Antônio Yukio Ueta, Profª Drª Iraci de Souza João</w:t>
       </w:r>
     </w:p>
     <w:tbl>
@@ -129,7 +129,7 @@
                 <w:color w:val="0284C7"/>
                 <w:sz w:val="21"/>
               </w:rPr>
-              <w:t>PARECER EDITORIAL FINAL JSISTM: APROVADO APÓS REVISÃO MAIOR</w:t>
+              <w:t>PROPOSTA ESTRUTURADA DE CAPÍTULO DE LIVRO (GETI 2026)</w:t>
               <w:br/>
             </w:r>
             <w:r>
@@ -139,7 +139,7 @@
                 <w:color w:val="1E293B"/>
                 <w:sz w:val="19"/>
               </w:rPr>
-              <w:t>Este manuscrito reflete a Versão 5.0 Definitiva, aprovada após processo editorial simulado em nível Qualis A1 com rigor 10/10. Foram incorporados: o protocolo internacional PRISMA 2020 para a RSL (19 artigos seminais); a fundamentação teórica em Service-Dominant Logic (Vargo &amp; Lusch) e modelo Matching Person &amp; Technology (Scherer); a resolução analítica do Paradoxo da Servitização (Gebauer et al.); a modelagem comparativa de Custo Total de Uso (TCU) com dedução fiscal no Lucro Real; e o protocolo Privacy by Design sob a LGPD (art. 11).</w:t>
+              <w:t>Este manuscrito reflete a Versão 5.0 Ajustada, fundamentando-se no estado da arte da literatura internacional e nacional (19 artigos seminais com PDFs no repositório), na Service-Dominant Logic (Vargo &amp; Lusch), no modelo Matching Person &amp; Technology (Scherer), na adaptação dos modelos seminais de PSS (Tukker; Baines), na modelagem de Custo Total de Uso (TCU) no Lucro Real e na governança Privacy by Design sob a LGPD (art. 11).</w:t>
             </w:r>
           </w:p>
         </w:tc>
@@ -194,7 +194,7 @@
           <w:color w:val="334155"/>
           <w:sz w:val="20"/>
         </w:rPr>
-        <w:t>Historicamente, a incorporação de Tecnologias Assistivas (TA) no ecossistema corporativo brasileiro tem se caracterizado por uma lógica de aquisição transacional e pontual balizada em despesas de capital (Capex), induzida predominantemente pela conformidade coercitiva à Lei de Cotas (Lei nº 8.213/1991). Esse modelo estático invariavelmente culmina em assimetria na manutenção, incompatibilidade crônica com sistemas legados de Enterprise Resource Planning (ERP) e taxas elevadas de abandono tecnológico precoce (30% a 50%), comprometendo a retenção e o desenvolvimento de colaboradores com deficiência. Sob a lente da Gestão Estratégica da Inovação e da Teoria dos Sistemas Produto-Serviço (PSS), este estudo analisa a transição paradigmática da posse patrimonial para modelos de Servitização Contínua, operacionalizados pelo constructo de Tecnologia Assistiva como Serviço (ATaaS). Metodologicamente, emprega-se uma abordagem mista triangulada fundamentada no protocolo PRISMA 2020 (19 artigos incluídos), survey de prontidão e entrevistas com análise categorial de Bardin. Os resultados revelam que a viabilidade econômica do ATaaS ancora-se na otimização do Custo Total de Uso (TCU) e em benefícios fiscais no Lucro Real (34%), enquanto sua eficácia biopsicossocial depende da governança de dados (Privacy by Design sob a LGPD) e de acordos de nível de serviço com substituição emergencial (hot-swap em até 24h, Uptime ≥ 98,5%).</w:t>
+        <w:t>Historicamente, a incorporação de Tecnologias Assistivas (TA) no ecossistema corporativo brasileiro tem se caracterizado por uma lógica de aquisição transacional e pontual balizada em despesas de capital (Capex), induzida predominantemente pela conformidade coercitiva à Lei de Cotas (Lei nº 8.213/1991). Esse modelo estático invariavelmente culmina em assimetria na manutenção, incompatibilidade crônica com sistemas legados de Enterprise Resource Planning (ERP) e taxas elevadas de abandono tecnológico precoce (30% a 50%), comprometendo a retenção e o desenvolvimento de colaboradores com deficiência (Scherer, 2005; Sugawara et al., 2018). Sob a lente da Gestão Estratégica da Inovação e da Teoria dos Sistemas Produto-Serviço (PSS), este estudo analisa a transição paradigmática da posse patrimonial para modelos de Servitização Contínua, operacionalizados pelo constructo de Tecnologia Assistiva como Serviço (ATaaS). Metodologicamente, emprega-se uma abordagem mista triangulada fundamentada no mapeamento da literatura (19 artigos incluídos no repositório), survey de prontidão e entrevistas com análise categorial de Bardin. Os resultados revelam que a viabilidade econômica do ATaaS ancora-se na otimização do Custo Total de Uso (TCU) e em benefícios fiscais no Lucro Real (34%), enquanto sua eficácia biopsicossocial depende da governança de dados (Privacy by Design sob a LGPD) e de acordos de nível de serviço com substituição emergencial (hot-swap em até 24h, Uptime ≥ 98,5%).</w:t>
       </w:r>
     </w:p>
     <w:p>
@@ -240,7 +240,7 @@
           <w:color w:val="334155"/>
           <w:sz w:val="20"/>
         </w:rPr>
-        <w:t>Historically, the assimilation of Assistive Technologies (AT) within the Brazilian corporate landscape has been restricted to a transactional, capital expenditure (Capex) acquisition paradigm, primarily coerced by statutory employment quotas (Law No. 8,213/1991). This rigid ownership logic consistently precipitates maintenance asymmetries, chronic incompatibility with legacy Enterprise Resource Planning (ERP) systems, and alarming rates of technological abandonment (30% to 50%), undermining the career advancement and workplace retention of employees with disabilities. Grounded in Strategic Innovation Management and Product-Service Systems (PSS) theory, this paper investigates the paradigm shift from asset ownership toward Continuous Servitization, operationalized via the construct of Assistive Technology as a Service (ATaaS). Methodologically, a triangulated mixed-methods research design is deployed, comprising the PRISMA 2020 protocol (19 full-text articles analyzed), an exploratory readiness survey, and in-depth stakeholder interviews. Findings demonstrate that ATaaS financial feasibility rests upon Total Cost of Use (TCU) optimization and corporate tax deductibility, whereas its socio-technical success hinges upon Privacy-by-Design data governance under the Brazilian General Data Protection Law (LGPD) and stringent service level agreements (emergency hot-swap within 24 hours, Uptime ≥ 98.5%).</w:t>
+        <w:t>Historically, the assimilation of Assistive Technologies (AT) within the Brazilian corporate landscape has been restricted to a transactional, capital expenditure (Capex) acquisition paradigm, primarily coerced by statutory employment quotas (Law No. 8,213/1991). This rigid ownership logic consistently precipitates maintenance asymmetries, chronic incompatibility with legacy Enterprise Resource Planning (ERP) systems, and alarming rates of technological abandonment (30% to 50%), undermining the career advancement and workplace retention of employees with disabilities (Scherer, 2005; Sugawara et al., 2018). Grounded in Strategic Innovation Management and Product-Service Systems (PSS) theory, this paper investigates the paradigm shift from asset ownership toward Continuous Servitization, operationalized via the construct of Assistive Technology as a Service (ATaaS). Methodologically, a triangulated mixed-methods research design is deployed, comprising targeted state-of-the-art literature mapping (19 full-text articles analyzed), an exploratory readiness survey, and in-depth stakeholder interviews. Findings demonstrate that ATaaS financial feasibility rests upon Total Cost of Use (TCU) optimization and corporate tax deductibility, whereas its socio-technical success hinges upon Privacy-by-Design data governance under the Brazilian General Data Protection Law (LGPD) and stringent service level agreements (emergency hot-swap within 24 hours, Uptime ≥ 98.5%).</w:t>
       </w:r>
     </w:p>
     <w:p>
@@ -315,7 +315,7 @@
           <w:color w:val="334155"/>
           <w:sz w:val="20"/>
         </w:rPr>
-        <w:t>Não obstante a relevância desses imperativos éticos e regulatórios, a dinâmica prevalecente de incorporação de TAs no contexto corporativo brasileiro tem sido historicamente dominada por uma abordagem de conformidade legal compulsória e cartorial, catalisada pela fiscalização da Lei de Cotas (Lei nº 8.213/1991). Sob essa lógica reativa, as organizações tendem a efetuar aquisições transacionais pontuais de equipamentos de prateleira classificados como Despesas de Capital (Capex). Esse modelo desconsidera as complexas especificidades funcionais de cada usuário e a necessidade de mútua adaptação entre o artefato e o ecossistema tecnológico da firma (Leonard-Barton, 1988), culminando no abandono tecnológico precoce de 30% a 50% dos ativos.</w:t>
+        <w:t>Não obstante a relevância desses imperativos éticos e regulatórios, a dinâmica prevalecente de incorporação de TAs no contexto corporativo brasileiro tem sido historicamente dominada por uma abordagem de conformidade legal compulsória e cartorial, catalisada pela fiscalização da Lei de Cotas (Lei nº 8.213/1991). Sob essa lógica reativa, as organizações tendem a efetuar aquisições transacionais pontuais de equipamentos de prateleira classificados como Despesas de Capital (Capex). Esse modelo desconsidera as complexas especificidades funcionais de cada usuário e a necessidade de mútua adaptação entre o artefato e o ecossistema tecnológico da firma (Leonard-Barton, 1988), culminando no abandono tecnológico precoce de 30% a 50% dos ativos (Sugawara et al., 2018).</w:t>
       </w:r>
     </w:p>
     <w:p>
@@ -329,7 +329,7 @@
           <w:color w:val="334155"/>
           <w:sz w:val="20"/>
         </w:rPr>
-        <w:t>Diante do colapso do modelo transacional de Capex, desponta na vanguarda da literatura de gestão a transição paradigmática para a Servitização e os Sistemas Produto-Serviço (PSS) (Baines et al., 2009; Tukker, 2004; Kowalkowski et al., 2017). Ao migrar da compra do bem para a contratação contínua de capacidades como despesa operacional (Opex), surge o constructo de Tecnologia Assistiva como Serviço (ATaaS). A Questão Central de Pesquisa indaga: Como as organizações corporativas podem estruturar rotinas de gestão estratégica da inovação para migrar da aquisição transacional para modelos de servitização contínua em tecnologia assistiva (ATaaS/Opex), e de que forma determinantes tecnológicos, organizacionais e regulatórios condicionam a mitigação do abandono tecnológico e a sustentabilidade sociolaboral à luz dos ODS 8 e 10?</w:t>
+        <w:t>Diante do colapso do modelo transacional de Capex, desponta na vanguarda da literatura de gestão a transição paradigmática para a Servitização e os Sistemas Produto-Serviço (PSS) (Baines et al., 2009; Tukker, 2004; Kowalkowski et al., 2017). Ao migrar da compra do bem para a contratação contínua de capacidades como despesa operacional (Opex), surge o constructo de Tecnologia Assistiva como Serviço (ATaaS). A Questão Central de Pesquisa indaga: Como as organizações corporativas no Brasil podem estruturar rotinas de gestão estratégica da inovação para migrar da aquisição transacional para modelos de servitização contínua em tecnologia assistiva (ATaaS/Opex), e de que forma determinantes tecnológicos, organizacionais e regulatórios condicionam a mitigação do abandono tecnológico e a sustentabilidade sociolaboral à luz dos ODS 8 e 10?</w:t>
       </w:r>
     </w:p>
     <w:p>
@@ -384,7 +384,7 @@
           <w:color w:val="64748B"/>
           <w:sz w:val="17"/>
         </w:rPr>
-        <w:t>Figura 1: Protocolo Sistemático PRISMA 2020 e Desenho Metodológico Misto Triangulado (MMR).</w:t>
+        <w:t>Figura 1: Mapeamento do Estado da Arte da Literatura e Desenho Metodológico Misto Triangulado (MMR no Brasil).</w:t>
         <w:br/>
         <w:t>Fonte: Elaborado pelos autores (2026).</w:t>
       </w:r>
@@ -562,7 +562,7 @@
           <w:color w:val="334155"/>
           <w:sz w:val="20"/>
         </w:rPr>
-        <w:t>A Revisão Sistemática da Literatura seguiu o protocolo PRISMA 2020 em Scopus, Web of Science e PubMed, selecionando 19 artigos com texto integral em PDF catalogados em repositório local. O levantamento de campo primário articulou survey estruturado de prontidão e entrevistas semiestruturadas analisadas via Bardin (2016).</w:t>
+        <w:t>O levantamento bibliográfico estruturado operou sobre Scopus, Web of Science e PubMed, selecionando 19 artigos seminais com texto integral em PDF disponíveis no repositório do projeto. O levantamento de campo primário no Brasil articulou survey estruturado de prontidão organizacional e entrevistas semiestruturadas com gestores corporativos analisadas via Bardin (2016).</w:t>
       </w:r>
     </w:p>
     <w:p>
@@ -1258,7 +1258,7 @@
           <w:color w:val="0F172A"/>
           <w:sz w:val="26"/>
         </w:rPr>
-        <w:t>FRAMEWORK INTEGRADOR DE GESTÃO DA INOVAÇÃO ASSISTIVA BASEADO EM ATAAS</w:t>
+        <w:t>DIRETRIZES E RECOMENDAÇÕES GERENCIAIS PARA SERVITIZAÇÃO ASSISTIVA NO BRASIL (ADAPTAÇÃO PSS E MPT)</w:t>
       </w:r>
     </w:p>
     <w:p>
@@ -1272,7 +1272,7 @@
           <w:color w:val="334155"/>
           <w:sz w:val="20"/>
         </w:rPr>
-        <w:t>O modelo organiza-se em quatro fases articuladas: (1) Prospecção &amp; Decisão TCU; (2) Mútua Adaptação &amp; Acessibilidade Sistêmica; (3) Clima de Implementação &amp; Capacitação; e (4) Governança de SLA &amp; Economia Circular. Os KPIs contratuais estabelecem: Uptime de disponibilidade ≥ 98,5%, MTTR com substituição emergencial (hot-swap) ≤ 24 horas, e taxa de abandono tecnológico inferior a 5% em 12 meses.</w:t>
+        <w:t>Apresentam-se as diretrizes gerenciais articuladas a partir da adaptação dos modelos seminais de Sistemas Produto-Serviço (Tukker, 2004; Baines et al., 2009) e Matching Person &amp; Technology (Scherer, 2005) em quatro fases: (1) Prospecção &amp; Decisão TCU; (2) Mútua Adaptação &amp; Acessibilidade Sistêmica; (3) Clima de Implementação &amp; Capacitação; e (4) Governança de SLA &amp; Economia Circular. Os KPIs contratuais estabelecem: Uptime de disponibilidade ≥ 98,5%, MTTR com substituição emergencial (hot-swap) ≤ 24 horas, e taxa de abandono tecnológico inferior a 5% em 12 meses.</w:t>
       </w:r>
     </w:p>
     <w:p>
@@ -1327,7 +1327,7 @@
           <w:color w:val="64748B"/>
           <w:sz w:val="17"/>
         </w:rPr>
-        <w:t>Figura 2: Framework de Gestão da Inovação Assistiva Corporativa Baseado em ATaaS (Versão 5.0).</w:t>
+        <w:t>Figura 2: Diretrizes Gerenciais para Servitização Assistiva no Brasil (Adaptação PSS e MPT - Versão 5.0).</w:t>
         <w:br/>
         <w:t>Fonte: Elaborado pelos autores (2026).</w:t>
       </w:r>
